--- a/course_development/active_inference_family/04_screens_toys_tools/07_communication/output/study-guides/07_communication-practice_quiz.docx
+++ b/course_development/active_inference_family/04_screens_toys_tools/07_communication/output/study-guides/07_communication-practice_quiz.docx
@@ -4,108 +4,58 @@
   <w:body>
     <w:p>
       <w:r>
-        <w:t>Practice Quiz: Communication</w:t>
+        <w:t>Practice Quiz: Social Media and Sharing</w:t>
       </w:r>
     </w:p>
     <w:p>
       <w:r>
-        <w:t>Part A: Multiple Choice</w:t>
+        <w:t>Part A: Reflect Together</w:t>
       </w:r>
     </w:p>
     <w:p>
       <w:r>
-        <w:t>What is the primary role of Communication in Active Inference?</w:t>
+        <w:t>What is a Digital Footprint? A) A dirty shoe.</w:t>
         <w:br/>
-        <w:t>A) To maximize reward</w:t>
+        <w:t xml:space="preserve">    B) The trail of things you post online that stays forever.</w:t>
         <w:br/>
-        <w:t>B) To minimize variational free energy</w:t>
-        <w:br/>
-        <w:t>C) To increase entropy</w:t>
-        <w:br/>
-        <w:t>D) To eliminate the Markov Blanket</w:t>
+        <w:t xml:space="preserve">    C) A robot foot.</w:t>
       </w:r>
     </w:p>
     <w:p>
       <w:r>
-        <w:t>In Family, Communication is best described as:</w:t>
+        <w:t>Why do people use Emojis? A) Because they can't spell.</w:t>
         <w:br/>
-        <w:t>A) A static property</w:t>
+        <w:t xml:space="preserve">    B) To show how they feel (Add emotion).</w:t>
         <w:br/>
-        <w:t>B) A dynamic process</w:t>
-        <w:br/>
-        <w:t>C) An external state</w:t>
-        <w:br/>
-        <w:t>D) A random variable</w:t>
+        <w:t xml:space="preserve">    C) To draw pictures.</w:t>
       </w:r>
     </w:p>
     <w:p>
       <w:r>
-        <w:t>Which mathematical quantity is most central to Communication?</w:t>
-        <w:br/>
-        <w:t>A) The Lagrangian</w:t>
-        <w:br/>
-        <w:t>B) The expected free energy</w:t>
-        <w:br/>
-        <w:t>C) The surprisal</w:t>
-        <w:br/>
-        <w:t>D) The precision</w:t>
+        <w:t>True or False : It is okay to be mean online because nobody knows it's you.</w:t>
       </w:r>
     </w:p>
     <w:p>
       <w:r>
-        <w:t>How does Communication relate to the concept of the Generative Model?</w:t>
+        <w:t>(False. Always be kind).     What should you do if someone is mean to you online? A) Be mean back.</w:t>
         <w:br/>
-        <w:t>A) It is separate from the model</w:t>
+        <w:t xml:space="preserve">    B) Tell an adult and block them.</w:t>
         <w:br/>
-        <w:t>B) It is a component of the model</w:t>
-        <w:br/>
-        <w:t>C) It destroys the model</w:t>
-        <w:br/>
-        <w:t>D) It is only relevant for the environment</w:t>
+        <w:t xml:space="preserve">    C) Cry silently.</w:t>
       </w:r>
     </w:p>
     <w:p>
       <w:r>
-        <w:t>A failure in Communication would likely result in:</w:t>
+        <w:t>Before you post, you should: A) Close your eyes.</w:t>
         <w:br/>
-        <w:t>A) Perfect prediction</w:t>
+        <w:t xml:space="preserve">    B) THINK (Is it True/Helpful/Inspiring/Necessary/Kind?).</w:t>
         <w:br/>
-        <w:t>B) Generalized surprise</w:t>
-        <w:br/>
-        <w:t>C) Immediate death of the agent</w:t>
-        <w:br/>
-        <w:t>D) Zero entropy</w:t>
+        <w:t xml:space="preserve">    C) Eat a snack.</w:t>
       </w:r>
     </w:p>
     <w:p>
       <w:r>
-        <w:t>Which scale is most relevant for analyzing Communication in this course?</w:t>
-        <w:br/>
-        <w:t>A) Quantum</w:t>
-        <w:br/>
-        <w:t>B) Neural</w:t>
-        <w:br/>
-        <w:t>C) Social</w:t>
-        <w:br/>
-        <w:t>D) All of the above</w:t>
-      </w:r>
-    </w:p>
-    <w:p>
-      <w:r>
-        <w:t>Communication connects directly to which other component?</w:t>
-        <w:br/>
-        <w:t>A) The step before it</w:t>
-        <w:br/>
-        <w:t>B) The step after it</w:t>
-        <w:br/>
-        <w:t>C) Both A and B</w:t>
-        <w:br/>
-        <w:t>D) None of the above</w:t>
-      </w:r>
-    </w:p>
-    <w:p>
-      <w:r>
-        <w:t>Part B: Short Answer</w:t>
+        <w:t>Part B: Discussion Questions</w:t>
       </w:r>
     </w:p>
     <w:sectPr>
